--- a/generated_case_studies/Patriot_Family_Insurance_case_study.docx
+++ b/generated_case_studies/Patriot_Family_Insurance_case_study.docx
@@ -15,82 +15,74 @@
         <w:t>Client Overview</w:t>
         <w:br/>
         <w:br/>
-        <w:t>Patriot Family Insurance engaged COI for the Final Details Review project, identified as eManage job number JOB-456. The engagement focused on planning a redesigned sales office with smaller workstations, supporting furniture, updated power and data infrastructure, and selected office and administrative furnishings.</w:t>
+        <w:t>Patriot Family Insurance engaged COI to develop the PFI - Workstations R3 - Nashua NH proposal for its office in Nashua, New Hampshire. The proposed project focuses on replacing existing cubicles with a higher-capacity workstation environment, supporting data and electrical infrastructure, and furnishing administrative and CEO office areas. COI issued Quote 1121-26063 on August 20, 2026, with a proposed total of $253,407.50.</w:t>
         <w:br/>
         <w:br/>
         <w:t>Project Challenge</w:t>
         <w:br/>
         <w:br/>
-        <w:t>Patriot Family Insurance’s existing cubicles were designed for engineers and were larger than required for a sales office. The client wanted smaller stations that could accommodate two monitors and a notebook while maintaining comfortable circulation and avoiding an overly crowded or rigid layout.</w:t>
+        <w:t>Patriot Family Insurance needed to replace larger cubicles originally configured for engineers with smaller workstations appropriate for a sales office. Employees primarily required space for two monitors, a notebook, and routine computer-based work. The client wanted to increase capacity without creating an overly crowded, rigid “cube farm” or repeating the secluded feel of the existing approximately 67-inch-high panels.</w:t>
         <w:br/>
         <w:br/>
-        <w:t>At discovery, the office had approximately 45 agents, with agents 47, 48, and 49 being hired. The stated goal was to grow from 45 to 90 agents over the following six to 12 months. Early design concepts explored as many as 130 workstation seats, excluding private-office seating. A later design showed 105 workstations. After the building confirmed a maximum suite occupancy of 110 people, the client selected 90 workstations to preserve capacity for private offices and administrative staff.</w:t>
+        <w:t>At discovery, the client reported approximately 45 agents and a goal of reaching 90 agents over the following six to twelve months. The client later noted that positions 47, 48, and 49 were being hired. Early planning considered approximately 100 workstations, while preliminary COI configurations explored capacities as high as 132. A later maximum-density design showed 130 workstation seats, excluding private offices. After the client reported that the suite’s maximum occupancy was 110 and estimated an overall count of 105 seats before accounting for offices and administrative personnel, the proposed workstation quantity was reduced to 90.</w:t>
         <w:br/>
         <w:br/>
-        <w:t>Visibility and acoustics were important considerations. The existing panels were described as approximately 67 inches high, which made employees feel secluded. The client preferred lower partitions that would make it easier to see across the office. At the same time, the client anticipated increased noise as the office approached 70, 80, or 90 agents.</w:t>
+        <w:t>Infrastructure was a central challenge. The existing office had approximately 46 Ethernet connections, along with power at each station, while the initial planning objective contemplated more than 100 connected positions. The client ultimately requested that every proposed workstation be hardwired. COI also had to account for existing data and power that would be removed from the old cubicles and reused where possible, while adding infrastructure where existing lines could not reach.</w:t>
         <w:br/>
         <w:br/>
-        <w:t>Technology infrastructure was another central challenge. At discovery, the office had 46 Ethernet ports and needed to evaluate the transition to a substantially larger number of connected workstations. The client ultimately stated a preference for every workstation to be hardwired. COI also identified the need to verify the location of an additional circuit breaker because the breaker in the server room served only that room.</w:t>
+        <w:t>The client was also concerned that conversations would become more disruptive as staffing reached 70, 80, and 90 agents. The desired layout needed to preserve visibility across the office, provide comfortable circulation, and balance individual focus with team communication.</w:t>
         <w:br/>
         <w:br/>
         <w:t>COI Solution</w:t>
         <w:br/>
         <w:br/>
-        <w:t>COI developed a high-density workstation layout using rows of sales-oriented workstation configurations. The design was revised from earlier capacities of 130 and 105 workstations to a proposed 90-workstation plan after the suite’s occupancy limit and staffing needs were clarified.</w:t>
+        <w:t>COI proposed a turnkey furniture and infrastructure package centered on 90 workstations. The workstation planning was intended to maximize the existing footprint while maintaining openness, visibility, circulation, and the ability to adapt the office as staffing needs changed. The proposed stations included lower panel planning with glass elements, dual monitor arms, mobile file storage, and task seating.</w:t>
         <w:br/>
         <w:br/>
-        <w:t>The discussed turnkey scope included decommissioning the existing cubicles, furnishing the new workspace, and completing installation. COI also discussed sequencing the decommission and installation to reduce disruption.</w:t>
+        <w:t>COI proposed decommissioning the existing systems before installing the new furniture. The quoted installation approach called for receiving the products at COI’s warehouse, delivering them to the site, and installing one side at a time to reduce downtime.</w:t>
         <w:br/>
         <w:br/>
-        <w:t>For each of the 90 proposed stations, COI discussed a complete setup that included a workstation, task chair, mobile file cabinet, and dual monitor arms. Glass stackers were incorporated into the design to provide a more finished appearance and some additional separation without relying solely on tall, enclosed panels. The client requested that the glass and workstation accessories remain while COI investigated other manufacturer and finish options to reduce the cost per station. That pricing revision remained pending.</w:t>
+        <w:t>The quoted data and electrical scope totaled $55,000. It included permits; removal of data and power from the existing cubicles; six new circuits for added workstations; two 48-port patch panels; 54 new data lines; and reinstallation of usable power and data lines removed from the old cubicles. This scope reflected the client’s preference to complete the hardwired infrastructure as part of the initial project rather than defer some data lines.</w:t>
         <w:br/>
         <w:br/>
-        <w:t>COI recommended sound masking as a potential way to address increased conversation levels in the expanded sales environment. The system could be divided into zones and adjusted for different areas, including locations near administrative offices. Sound masking was a recommendation and was not confirmed as part of the final scope.</w:t>
-        <w:br/>
-        <w:br/>
-        <w:t>For power and data, COI discussed demolishing and reusing existing lines where possible, adding new lines where existing cables would not reach, and installing additional patch panels because the server equipment did not have sufficient capacity. The electrical and data proposal allowed for up to 54 new data lines, along with required power poles or base feeds depending on proximity to walls and columns. Final requirements were subject to field conditions and confirmation of the completed workstation layout.</w:t>
+        <w:t>COI also recommended sound masking during design discussions as a possible way to reduce the impact of conversations in the expanded sales environment. Sound masking was presented as a recommendation and was not identified as a separate line item in the final quote. The CEO office package did include a tackable acoustic background surface intended to provide sound absorption and acoustic mitigation within that office.</w:t>
         <w:br/>
         <w:br/>
         <w:t>Products and Design Decisions</w:t>
         <w:br/>
         <w:br/>
-        <w:t>The provided quote PDF contains sample data created for testing and does not represent the 90-workstation scope discussed during the design meetings. The sample quote lists 10 Sales Workstations at $1,250 each, totaling $12,500; 10 Task Chairs at $425 each, totaling $4,250; and 10 Mobile File Cabinets at $350 each, totaling $3,500. The sample subtotal is $20,250, estimated installation is $2,500, and the estimated sample project total is $22,750. The document states that final quantities and pricing are subject to approval and that furniture selections may change during final design review.</w:t>
+        <w:t>The proposed workstation package included 90 stations at a quoted extended price of $181,446.85. During the final review, the client requested that the glass, dual monitor arms, chairs, and mobile file cabinets remain part of the package. The task chair discussed for the workstations was a standard black chair with a fabric seat and mesh back. Final finish selections were not provided. Decorative planters were discussed as removable options during design review but were not separately identified in the final quoted line items.</w:t>
         <w:br/>
         <w:br/>
-        <w:t>For the broader project discussed in the meetings, the proposed workstation count was revised to 90. Each proposed station included a mobile file cabinet and dual monitor arms. The task chair priced during the review was described as a standard black chair with a fabric seat and mesh back. Other chair colors were available as an option.</w:t>
+        <w:t>The administrative office package included one dedicated L-shaped executive-style desk, an ergonomic task chair, supporting storage, and functional accessories. The client requested that this area be simplified because the administrator’s work was primarily digital and set a target of approximately $2,000. The final quoted package was $1,995.65.</w:t>
         <w:br/>
         <w:br/>
-        <w:t>Glass was retained in the proposed workstation design at the client’s request. Final panel and glass heights were still being evaluated. Earlier discussions considered lower panels to improve visibility, while one reviewed configuration used a 50-inch panel with 10 inches of glass. The client had also referenced a preferred overall height of approximately 55 inches. No final height was documented.</w:t>
+        <w:t>The CEO office package included one elevated height-adjustable corner desk, a large executive credenza, a premium executive task chair, a dedicated jacket wardrobe, a tackable acoustic background surface, and a small integrated lounge area for informal or private conversations. During design review, the client preferred lounge-style seating rather than a meeting table. The final CEO office package was quoted at $10,200.35.</w:t>
         <w:br/>
         <w:br/>
-        <w:t>Planters at workstation end caps were included in the reviewed design but remained removable as a cost-reduction option. Finish selections were also pending. COI discussed using a more neutral fabric or an available blue that might not exactly match the client’s brand color if required to reach the requested pricing target.</w:t>
+        <w:t>Additional quoted furniture included three cube bookcases for $1,165.38, three high-back upholstered lounge chairs for $1,454.74, and one round coffee table for $341.25. The coffee table’s base and top finishes remained to be determined, with white listed as a selectable laminate finish.</w:t>
         <w:br/>
         <w:br/>
-        <w:t>The administrative office was revised after the client requested a simpler solution. Instead of the approximately $7,000 package reviewed during the meeting, the client requested a maximum budget of approximately $2,000 for a basic, single-color L-shaped desk and task chair. COI agreed to revise the design accordingly.</w:t>
-        <w:br/>
-        <w:br/>
-        <w:t>The executive office concept included a height-adjustable desk, storage, a credenza, a wardrobe, tackable wall units, and monitor-arm options. During final review, the client requested replacing the small meeting table with a more lounge-oriented arrangement facing a planned television. COI proposed using two club chairs for that revision. Final product selections and pricing were not documented.</w:t>
+        <w:t>Warehouse receiving, delivery, and installation labor was quoted at $11,803.28. The existing furniture decommission was included as a separate line item at no charge. All products, layouts, finishes, and services described remain part of a proposal; the sources do not confirm final approval, ordering, or installation.</w:t>
         <w:br/>
         <w:br/>
         <w:t>Project Results</w:t>
         <w:br/>
         <w:br/>
-        <w:t>The provided information does not confirm that the project was approved, installed, or completed. No post-installation outcomes, performance results, employee feedback, or final photography were provided. The project remained in final design, scope, and pricing review at the time of the documented meetings.</w:t>
+        <w:t>The available information documents design development, scope decisions, and the final proposal dated August 20, 2026. It does not confirm that the proposal was accepted, that products were ordered, or that installation was completed. No post-installation results, employee feedback, operational outcomes, or performance measurements were provided.</w:t>
         <w:br/>
         <w:br/>
         <w:t>Key Takeaways</w:t>
         <w:br/>
         <w:br/>
-        <w:t>The project was developed around a confirmed suite occupancy limit of 110 people and a revised plan for 90 workstations, allowing room for offices and administrative staff.</w:t>
+        <w:t>The proposed project responds to Patriot Family Insurance’s plan to expand from approximately 45 agents toward 90 agents while remaining within a reported suite occupancy limit of 110. The final proposal specifies 90 workstations rather than the higher capacities explored in preliminary layouts, leaving occupancy for offices and administrative personnel.</w:t>
         <w:br/>
         <w:br/>
-        <w:t>The proposed design replaced larger engineering-style cubicles with smaller sales workstations intended to support two monitors and day-to-day sales work. The 90-station concept included task chairs, mobile file cabinets, dual monitor arms, and glass stackers.</w:t>
+        <w:t>The design emphasizes a more open and refined alternative to the existing high-panel cubicles while retaining glass, ergonomic monitor arms, mobile storage, and task seating. The scope also addresses the infrastructure required for the client’s decision to hardwire every workstation, including 54 new data lines, six new circuits, two 48-port patch panels, and reuse of existing lines where possible.</w:t>
         <w:br/>
         <w:br/>
-        <w:t>COI addressed decommissioning, furniture installation, power, data, workstation ergonomics, visibility, and potential acoustic concerns as parts of the planning process. The client preferred to hardwire every workstation, while the final electrical and data requirements remained subject to confirmation.</w:t>
+        <w:t>The $253,407.50 proposal combines workstations, administrative and CEO office furniture, supplemental lounge and storage pieces, data and electrical work, decommissioning, warehouse receiving, delivery, and installation. Project completion and documented results were not provided.</w:t>
         <w:br/>
-        <w:br/>
-        <w:t>Several revisions were still pending, including final manufacturer selection, panel and glass heights, finishes, revised per-station pricing, the simplified administrative desk package, and the executive-office lounge arrangement.</w:t>
       </w:r>
     </w:p>
     <w:sectPr>
